--- a/klagomål/A 34163-2026 FSC-klagomål.docx
+++ b/klagomål/A 34163-2026 FSC-klagomål.docx
@@ -1069,7 +1069,7 @@
     <w:r>
       <w:tab/>
       <w:tab/>
-      <w:t>2026-09-14</w:t>
+      <w:t>2026-09-15</w:t>
       <w:br/>
       <w:br/>
     </w:r>

--- a/klagomål/A 34163-2026 FSC-klagomål.docx
+++ b/klagomål/A 34163-2026 FSC-klagomål.docx
@@ -1069,7 +1069,7 @@
     <w:r>
       <w:tab/>
       <w:tab/>
-      <w:t>2026-09-15</w:t>
+      <w:t>2026-09-16</w:t>
       <w:br/>
       <w:br/>
     </w:r>

--- a/klagomål/A 34163-2026 FSC-klagomål.docx
+++ b/klagomål/A 34163-2026 FSC-klagomål.docx
@@ -1069,7 +1069,7 @@
     <w:r>
       <w:tab/>
       <w:tab/>
-      <w:t>2026-09-16</w:t>
+      <w:t>2026-09-17</w:t>
       <w:br/>
       <w:br/>
     </w:r>

--- a/klagomål/A 34163-2026 FSC-klagomål.docx
+++ b/klagomål/A 34163-2026 FSC-klagomål.docx
@@ -1069,7 +1069,7 @@
     <w:r>
       <w:tab/>
       <w:tab/>
-      <w:t>2026-09-17</w:t>
+      <w:t>2026-09-18</w:t>
       <w:br/>
       <w:br/>
     </w:r>

--- a/klagomål/A 34163-2026 FSC-klagomål.docx
+++ b/klagomål/A 34163-2026 FSC-klagomål.docx
@@ -1069,7 +1069,7 @@
     <w:r>
       <w:tab/>
       <w:tab/>
-      <w:t>2026-09-18</w:t>
+      <w:t>2026-09-19</w:t>
       <w:br/>
       <w:br/>
     </w:r>

--- a/klagomål/A 34163-2026 FSC-klagomål.docx
+++ b/klagomål/A 34163-2026 FSC-klagomål.docx
@@ -1069,7 +1069,7 @@
     <w:r>
       <w:tab/>
       <w:tab/>
-      <w:t>2026-09-19</w:t>
+      <w:t>2026-09-21</w:t>
       <w:br/>
       <w:br/>
     </w:r>

--- a/klagomål/A 34163-2026 FSC-klagomål.docx
+++ b/klagomål/A 34163-2026 FSC-klagomål.docx
@@ -1069,7 +1069,7 @@
     <w:r>
       <w:tab/>
       <w:tab/>
-      <w:t>2026-09-21</w:t>
+      <w:t>2026-09-23</w:t>
       <w:br/>
       <w:br/>
     </w:r>

--- a/klagomål/A 34163-2026 FSC-klagomål.docx
+++ b/klagomål/A 34163-2026 FSC-klagomål.docx
@@ -1069,7 +1069,7 @@
     <w:r>
       <w:tab/>
       <w:tab/>
-      <w:t>2026-09-23</w:t>
+      <w:t>2026-09-24</w:t>
       <w:br/>
       <w:br/>
     </w:r>

--- a/klagomål/A 34163-2026 FSC-klagomål.docx
+++ b/klagomål/A 34163-2026 FSC-klagomål.docx
@@ -1069,7 +1069,7 @@
     <w:r>
       <w:tab/>
       <w:tab/>
-      <w:t>2026-09-24</w:t>
+      <w:t>2026-09-25</w:t>
       <w:br/>
       <w:br/>
     </w:r>

--- a/klagomål/A 34163-2026 FSC-klagomål.docx
+++ b/klagomål/A 34163-2026 FSC-klagomål.docx
@@ -1069,7 +1069,7 @@
     <w:r>
       <w:tab/>
       <w:tab/>
-      <w:t>2026-09-25</w:t>
+      <w:t>2026-09-26</w:t>
       <w:br/>
       <w:br/>
     </w:r>

--- a/klagomål/A 34163-2026 FSC-klagomål.docx
+++ b/klagomål/A 34163-2026 FSC-klagomål.docx
@@ -1069,7 +1069,7 @@
     <w:r>
       <w:tab/>
       <w:tab/>
-      <w:t>2026-09-26</w:t>
+      <w:t>2026-09-27</w:t>
       <w:br/>
       <w:br/>
     </w:r>

--- a/klagomål/A 34163-2026 FSC-klagomål.docx
+++ b/klagomål/A 34163-2026 FSC-klagomål.docx
@@ -1069,7 +1069,7 @@
     <w:r>
       <w:tab/>
       <w:tab/>
-      <w:t>2026-09-27</w:t>
+      <w:t>2026-09-28</w:t>
       <w:br/>
       <w:br/>
     </w:r>

--- a/klagomål/A 34163-2026 FSC-klagomål.docx
+++ b/klagomål/A 34163-2026 FSC-klagomål.docx
@@ -1069,7 +1069,7 @@
     <w:r>
       <w:tab/>
       <w:tab/>
-      <w:t>2026-09-28</w:t>
+      <w:t>2026-09-29</w:t>
       <w:br/>
       <w:br/>
     </w:r>

--- a/klagomål/A 34163-2026 FSC-klagomål.docx
+++ b/klagomål/A 34163-2026 FSC-klagomål.docx
@@ -1069,7 +1069,7 @@
     <w:r>
       <w:tab/>
       <w:tab/>
-      <w:t>2026-09-29</w:t>
+      <w:t>2026-09-30</w:t>
       <w:br/>
       <w:br/>
     </w:r>

--- a/klagomål/A 34163-2026 FSC-klagomål.docx
+++ b/klagomål/A 34163-2026 FSC-klagomål.docx
@@ -1069,7 +1069,7 @@
     <w:r>
       <w:tab/>
       <w:tab/>
-      <w:t>2026-09-30</w:t>
+      <w:t>2026-10-01</w:t>
       <w:br/>
       <w:br/>
     </w:r>

--- a/klagomål/A 34163-2026 FSC-klagomål.docx
+++ b/klagomål/A 34163-2026 FSC-klagomål.docx
@@ -1069,7 +1069,7 @@
     <w:r>
       <w:tab/>
       <w:tab/>
-      <w:t>2026-10-01</w:t>
+      <w:t>2026-10-02</w:t>
       <w:br/>
       <w:br/>
     </w:r>

--- a/klagomål/A 34163-2026 FSC-klagomål.docx
+++ b/klagomål/A 34163-2026 FSC-klagomål.docx
@@ -1069,7 +1069,7 @@
     <w:r>
       <w:tab/>
       <w:tab/>
-      <w:t>2026-10-02</w:t>
+      <w:t>2026-10-03</w:t>
       <w:br/>
       <w:br/>
     </w:r>

--- a/klagomål/A 34163-2026 FSC-klagomål.docx
+++ b/klagomål/A 34163-2026 FSC-klagomål.docx
@@ -1069,7 +1069,7 @@
     <w:r>
       <w:tab/>
       <w:tab/>
-      <w:t>2026-10-03</w:t>
+      <w:t>2026-10-04</w:t>
       <w:br/>
       <w:br/>
     </w:r>

--- a/klagomål/A 34163-2026 FSC-klagomål.docx
+++ b/klagomål/A 34163-2026 FSC-klagomål.docx
@@ -1069,7 +1069,7 @@
     <w:r>
       <w:tab/>
       <w:tab/>
-      <w:t>2026-10-04</w:t>
+      <w:t>2026-10-05</w:t>
       <w:br/>
       <w:br/>
     </w:r>

--- a/klagomål/A 34163-2026 FSC-klagomål.docx
+++ b/klagomål/A 34163-2026 FSC-klagomål.docx
@@ -1069,7 +1069,7 @@
     <w:r>
       <w:tab/>
       <w:tab/>
-      <w:t>2026-10-05</w:t>
+      <w:t>2026-10-06</w:t>
       <w:br/>
       <w:br/>
     </w:r>

--- a/klagomål/A 34163-2026 FSC-klagomål.docx
+++ b/klagomål/A 34163-2026 FSC-klagomål.docx
@@ -1069,7 +1069,7 @@
     <w:r>
       <w:tab/>
       <w:tab/>
-      <w:t>2026-10-06</w:t>
+      <w:t>2026-10-07</w:t>
       <w:br/>
       <w:br/>
     </w:r>

--- a/klagomål/A 34163-2026 FSC-klagomål.docx
+++ b/klagomål/A 34163-2026 FSC-klagomål.docx
@@ -1069,7 +1069,7 @@
     <w:r>
       <w:tab/>
       <w:tab/>
-      <w:t>2026-10-07</w:t>
+      <w:t>2026-10-08</w:t>
       <w:br/>
       <w:br/>
     </w:r>

--- a/klagomål/A 34163-2026 FSC-klagomål.docx
+++ b/klagomål/A 34163-2026 FSC-klagomål.docx
@@ -1069,7 +1069,7 @@
     <w:r>
       <w:tab/>
       <w:tab/>
-      <w:t>2026-10-08</w:t>
+      <w:t>2026-10-09</w:t>
       <w:br/>
       <w:br/>
     </w:r>

--- a/klagomål/A 34163-2026 FSC-klagomål.docx
+++ b/klagomål/A 34163-2026 FSC-klagomål.docx
@@ -1069,7 +1069,7 @@
     <w:r>
       <w:tab/>
       <w:tab/>
-      <w:t>2026-10-09</w:t>
+      <w:t>2026-10-10</w:t>
       <w:br/>
       <w:br/>
     </w:r>

--- a/klagomål/A 34163-2026 FSC-klagomål.docx
+++ b/klagomål/A 34163-2026 FSC-klagomål.docx
@@ -1069,7 +1069,7 @@
     <w:r>
       <w:tab/>
       <w:tab/>
-      <w:t>2026-10-10</w:t>
+      <w:t>2026-10-11</w:t>
       <w:br/>
       <w:br/>
     </w:r>

--- a/klagomål/A 34163-2026 FSC-klagomål.docx
+++ b/klagomål/A 34163-2026 FSC-klagomål.docx
@@ -1069,7 +1069,7 @@
     <w:r>
       <w:tab/>
       <w:tab/>
-      <w:t>2026-10-11</w:t>
+      <w:t>2026-10-12</w:t>
       <w:br/>
       <w:br/>
     </w:r>

--- a/klagomål/A 34163-2026 FSC-klagomål.docx
+++ b/klagomål/A 34163-2026 FSC-klagomål.docx
@@ -1069,7 +1069,7 @@
     <w:r>
       <w:tab/>
       <w:tab/>
-      <w:t>2026-10-12</w:t>
+      <w:t>2026-10-13</w:t>
       <w:br/>
       <w:br/>
     </w:r>

--- a/klagomål/A 34163-2026 FSC-klagomål.docx
+++ b/klagomål/A 34163-2026 FSC-klagomål.docx
@@ -1069,7 +1069,7 @@
     <w:r>
       <w:tab/>
       <w:tab/>
-      <w:t>2026-10-13</w:t>
+      <w:t>2026-10-14</w:t>
       <w:br/>
       <w:br/>
     </w:r>

--- a/klagomål/A 34163-2026 FSC-klagomål.docx
+++ b/klagomål/A 34163-2026 FSC-klagomål.docx
@@ -1069,7 +1069,7 @@
     <w:r>
       <w:tab/>
       <w:tab/>
-      <w:t>2026-10-14</w:t>
+      <w:t>2026-10-15</w:t>
       <w:br/>
       <w:br/>
     </w:r>

--- a/klagomål/A 34163-2026 FSC-klagomål.docx
+++ b/klagomål/A 34163-2026 FSC-klagomål.docx
@@ -1069,7 +1069,7 @@
     <w:r>
       <w:tab/>
       <w:tab/>
-      <w:t>2026-10-15</w:t>
+      <w:t>2026-10-16</w:t>
       <w:br/>
       <w:br/>
     </w:r>

--- a/klagomål/A 34163-2026 FSC-klagomål.docx
+++ b/klagomål/A 34163-2026 FSC-klagomål.docx
@@ -1069,7 +1069,7 @@
     <w:r>
       <w:tab/>
       <w:tab/>
-      <w:t>2026-10-16</w:t>
+      <w:t>2026-10-17</w:t>
       <w:br/>
       <w:br/>
     </w:r>

--- a/klagomål/A 34163-2026 FSC-klagomål.docx
+++ b/klagomål/A 34163-2026 FSC-klagomål.docx
@@ -1069,7 +1069,7 @@
     <w:r>
       <w:tab/>
       <w:tab/>
-      <w:t>2026-10-17</w:t>
+      <w:t>2026-10-18</w:t>
       <w:br/>
       <w:br/>
     </w:r>

--- a/klagomål/A 34163-2026 FSC-klagomål.docx
+++ b/klagomål/A 34163-2026 FSC-klagomål.docx
@@ -1069,7 +1069,7 @@
     <w:r>
       <w:tab/>
       <w:tab/>
-      <w:t>2026-10-18</w:t>
+      <w:t>2026-10-19</w:t>
       <w:br/>
       <w:br/>
     </w:r>

--- a/klagomål/A 34163-2026 FSC-klagomål.docx
+++ b/klagomål/A 34163-2026 FSC-klagomål.docx
@@ -1069,7 +1069,7 @@
     <w:r>
       <w:tab/>
       <w:tab/>
-      <w:t>2026-10-19</w:t>
+      <w:t>2026-10-20</w:t>
       <w:br/>
       <w:br/>
     </w:r>

--- a/klagomål/A 34163-2026 FSC-klagomål.docx
+++ b/klagomål/A 34163-2026 FSC-klagomål.docx
@@ -1069,7 +1069,7 @@
     <w:r>
       <w:tab/>
       <w:tab/>
-      <w:t>2026-10-20</w:t>
+      <w:t>2026-10-21</w:t>
       <w:br/>
       <w:br/>
     </w:r>

--- a/klagomål/A 34163-2026 FSC-klagomål.docx
+++ b/klagomål/A 34163-2026 FSC-klagomål.docx
@@ -1069,7 +1069,7 @@
     <w:r>
       <w:tab/>
       <w:tab/>
-      <w:t>2026-10-21</w:t>
+      <w:t>2026-10-22</w:t>
       <w:br/>
       <w:br/>
     </w:r>

--- a/klagomål/A 34163-2026 FSC-klagomål.docx
+++ b/klagomål/A 34163-2026 FSC-klagomål.docx
@@ -1069,7 +1069,7 @@
     <w:r>
       <w:tab/>
       <w:tab/>
-      <w:t>2026-10-22</w:t>
+      <w:t>2026-10-23</w:t>
       <w:br/>
       <w:br/>
     </w:r>

--- a/klagomål/A 34163-2026 FSC-klagomål.docx
+++ b/klagomål/A 34163-2026 FSC-klagomål.docx
@@ -1069,7 +1069,7 @@
     <w:r>
       <w:tab/>
       <w:tab/>
-      <w:t>2026-10-23</w:t>
+      <w:t>2026-10-24</w:t>
       <w:br/>
       <w:br/>
     </w:r>

--- a/klagomål/A 34163-2026 FSC-klagomål.docx
+++ b/klagomål/A 34163-2026 FSC-klagomål.docx
@@ -1069,7 +1069,7 @@
     <w:r>
       <w:tab/>
       <w:tab/>
-      <w:t>2026-10-24</w:t>
+      <w:t>2026-10-25</w:t>
       <w:br/>
       <w:br/>
     </w:r>

--- a/klagomål/A 34163-2026 FSC-klagomål.docx
+++ b/klagomål/A 34163-2026 FSC-klagomål.docx
@@ -1069,7 +1069,7 @@
     <w:r>
       <w:tab/>
       <w:tab/>
-      <w:t>2026-10-25</w:t>
+      <w:t>2026-10-26</w:t>
       <w:br/>
       <w:br/>
     </w:r>

--- a/klagomål/A 34163-2026 FSC-klagomål.docx
+++ b/klagomål/A 34163-2026 FSC-klagomål.docx
@@ -1069,7 +1069,7 @@
     <w:r>
       <w:tab/>
       <w:tab/>
-      <w:t>2026-10-26</w:t>
+      <w:t>2026-10-27</w:t>
       <w:br/>
       <w:br/>
     </w:r>

--- a/klagomål/A 34163-2026 FSC-klagomål.docx
+++ b/klagomål/A 34163-2026 FSC-klagomål.docx
@@ -1069,7 +1069,7 @@
     <w:r>
       <w:tab/>
       <w:tab/>
-      <w:t>2026-10-27</w:t>
+      <w:t>2026-10-28</w:t>
       <w:br/>
       <w:br/>
     </w:r>

--- a/klagomål/A 34163-2026 FSC-klagomål.docx
+++ b/klagomål/A 34163-2026 FSC-klagomål.docx
@@ -221,7 +221,7 @@
     </w:p>
     <w:p>
       <w:r>
-        <w:t>I och inom 8 meter från avverkningsanmälan finns fynd av 14 naturvårdsarter, varav 10 är rödlistade, 3 är fridlysta, 8 är typiska (T) och 2 är signalarter (S): urskogsporing (EN), fläckporing (VU, T), gräddporing (VU, T), smalfotad taggsvamp (VU), dvärgbägarlav (NT, T), lavskrika (NT, T, §4), nordtagging (NT), vaddporing (NT), vedflamlav (NT), vedskivlav (NT, T), tibast (S, T), vedticka (S, T), tjäder (T, §4) och fläcknycklar (§8). Se Figur 1.</w:t>
+        <w:t>I och inom 8 meter från avverkningsanmälan finns fynd av 17 naturvårdsarter, varav 12 är rödlistade, 3 är fridlysta, 11 är typiska (T) och 2 är signalarter (S): urskogsporing (EN), fläckporing (VU, T), gräddporing (VU, T), smalfotad taggsvamp (VU), dropptaggsvamp (NT, T), dvärgbägarlav (NT, T), lavskrika (NT, T, §4), motaggsvamp (NT, T), nordtagging (NT), vaddporing (NT), vedflamlav (NT), vedskivlav (NT, T), tibast (S, T), vedticka (S, T), kattfot (T), tjäder (T, §4) och fläcknycklar (§8). Se Figur 1.</w:t>
       </w:r>
     </w:p>
     <w:p>
@@ -314,6 +314,26 @@
         <w:rPr>
           <w:b/>
         </w:rPr>
+        <w:t>Dropptaggsvamp (NT)</w:t>
+      </w:r>
+      <w:r>
+        <w:t xml:space="preserve"> bildar mykorrhiza med tall, främst i barrskog med trädkontinuitet, i magra, torra och ljusöppna lavtallskogar och i barrblandskogar med friskmossor och lingon i fältskiktet. Den totala populationen i landet har minskat och bedöms fortsätta minska till följd av slutavverkningar av tallskog. Det är högst oklart om arten långsiktigt kan etablera och reproducera sig i skogsbestånd som brukas med trakthyggesmetoder, markberedning, gödsling eller föryngring med förädlat plantmaterial. Uppfyller kriterierna för att bli rödlistad på grund av ny kunskap som visar att en större andel av populationen än tidigare bedömt är knuten till kontinuitetsbarrskog. Minskningstakten för den svenska populationen bedöms vara nära gränsvärdet för Sårbar (VU). Dropptaggsvamp är typisk art för </w:t>
+      </w:r>
+      <w:r>
+        <w:rPr>
+          <w:i/>
+        </w:rPr>
+        <w:t xml:space="preserve">9010 Taiga </w:t>
+      </w:r>
+      <w:r>
+        <w:t>(SLU Artdatabanken, 2026).</w:t>
+      </w:r>
+    </w:p>
+    <w:p>
+      <w:r>
+        <w:rPr>
+          <w:b/>
+        </w:rPr>
         <w:t>Dvärgbägarlav (NT)</w:t>
       </w:r>
       <w:r>
@@ -354,6 +374,26 @@
         <w:rPr>
           <w:b/>
         </w:rPr>
+        <w:t xml:space="preserve">Motaggsvamp (NT) </w:t>
+      </w:r>
+      <w:r>
+        <w:t xml:space="preserve">bildar mykorrhiza med tall i tallskog och hittas huvudsakligen i äldre, glesare skogsbestånd och hällmarksimpediment. Arten hotas främst av skogsavverkning och tycks försvinna efter slutavverkning, markberedning och plantering. Motaggsvamp är typisk art för </w:t>
+      </w:r>
+      <w:r>
+        <w:rPr>
+          <w:i/>
+        </w:rPr>
+        <w:t>9010 Taiga</w:t>
+      </w:r>
+      <w:r>
+        <w:t xml:space="preserve"> (SLU Artdatabanken, 2024).</w:t>
+      </w:r>
+    </w:p>
+    <w:p>
+      <w:r>
+        <w:rPr>
+          <w:b/>
+        </w:rPr>
         <w:t>Nordtagging (NT)</w:t>
       </w:r>
       <w:r>
@@ -449,6 +489,35 @@
       </w:r>
       <w:r>
         <w:t>(Nitare &amp; Skogsstyrelsen, 2019; SLU Artdatabanken, 2025).</w:t>
+      </w:r>
+    </w:p>
+    <w:p>
+      <w:r>
+        <w:rPr>
+          <w:b/>
+        </w:rPr>
+        <w:t xml:space="preserve">Kattfot </w:t>
+      </w:r>
+      <w:r>
+        <w:t xml:space="preserve">är typisk art för </w:t>
+      </w:r>
+      <w:r>
+        <w:rPr>
+          <w:i/>
+        </w:rPr>
+        <w:t>9060 Åsbarrskog, 9070 Trädklädd betesmark, 6530 Lövängar, 6170 Alpina kalkgräsmarker, 6230 Stagg-gräsmarker, 6520 Höglänta slåtterängar, 1610 Åsöar i Östersjön, 4030 Torra hedar, 5130 Enbuskmarker, 6270 Silikatgräsmarker, 6510 Slåtterängar i låglandet</w:t>
+      </w:r>
+      <w:r>
+        <w:t xml:space="preserve"> och </w:t>
+      </w:r>
+      <w:r>
+        <w:rPr>
+          <w:i/>
+        </w:rPr>
+        <w:t>8230 Hällmarkstorräng</w:t>
+      </w:r>
+      <w:r>
+        <w:t>. Kattfot är värdväxt för bland annat de rödlistade fjärilarna kattfotsfjädermott (VU), kattfotssmåstävmal (VU), kattfotssäckmal (VU) och leverplattmal (VU) (SLU Artdatabanken, 2026).</w:t>
       </w:r>
     </w:p>
     <w:p>
@@ -586,7 +655,7 @@
         <w:rPr>
           <w:i/>
         </w:rPr>
-        <w:t>I det avverkningsanmälda skogsområdet har 14 naturvårdsarter varav 10 rödlistade arter sina livsmiljöer och växtplatser.</w:t>
+        <w:t>I det avverkningsanmälda skogsområdet har 17 naturvårdsarter varav 12 rödlistade arter sina livsmiljöer och växtplatser.</w:t>
       </w:r>
     </w:p>
     <w:p>
@@ -1069,7 +1138,7 @@
     <w:r>
       <w:tab/>
       <w:tab/>
-      <w:t>2026-10-28</w:t>
+      <w:t>2026-10-29</w:t>
       <w:br/>
       <w:br/>
     </w:r>

--- a/klagomål/A 34163-2026 FSC-klagomål.docx
+++ b/klagomål/A 34163-2026 FSC-klagomål.docx
@@ -1138,7 +1138,7 @@
     <w:r>
       <w:tab/>
       <w:tab/>
-      <w:t>2026-10-29</w:t>
+      <w:t>2026-10-31</w:t>
       <w:br/>
       <w:br/>
     </w:r>
